--- a/manuscript/GI_Dysphagia_AI_Scoping_Review_Manuscript.docx
+++ b/manuscript/GI_Dysphagia_AI_Scoping_Review_Manuscript.docx
@@ -251,7 +251,7 @@
     </w:p>
     <w:p>
       <w:r>
-        <w:t>We conducted a scoping review using JBI methodological guidance and report it according to the PRISMA extension for Scoping Reviews (PRISMA-ScR) [3-5]. The review was not prospectively registered, and no separate protocol was published.</w:t>
+        <w:t>We conducted a scoping review using JBI methodological guidance and report it according to the PRISMA extension for Scoping Reviews (PRISMA-ScR) [3-5]. The review was not prospectively registered. A retrospective protocol documenting the finalized methods and deviations was deposited on GitHub on 6 September 2026 (https://github.com/ZaneSalman/GI-Dysphagia-AI-Scoping-Review/releases/tag/protocol-v1.0-retrospective).</w:t>
       </w:r>
     </w:p>
     <w:p>

--- a/manuscript/GI_Dysphagia_AI_Scoping_Review_Manuscript.docx
+++ b/manuscript/GI_Dysphagia_AI_Scoping_Review_Manuscript.docx
@@ -251,7 +251,7 @@
     </w:p>
     <w:p>
       <w:r>
-        <w:t>We conducted a scoping review using JBI methodological guidance and report it according to the PRISMA extension for Scoping Reviews (PRISMA-ScR) [3-5]. The review was not prospectively registered. A retrospective protocol documenting the finalized methods and deviations was deposited on GitHub on 6 September 2026 (https://github.com/ZaneSalman/GI-Dysphagia-AI-Scoping-Review/releases/tag/protocol-v1.0-retrospective).</w:t>
+        <w:t>We conducted a scoping review using JBI methodological guidance and report it according to the PRISMA extension for Scoping Reviews (PRISMA-ScR) [3-5]. The original review was not registered before screening. A versioned methods record documenting the finalized methods and deviations was deposited on GitHub on 6 September 2026. Protocol version 2.0 prospectively governs only a future update or replication and will become operative only if frozen publicly before new review work begins (https://github.com/ZaneSalman/GI-Dysphagia-AI-Scoping-Review).</w:t>
       </w:r>
     </w:p>
     <w:p>
